--- a/courts/third-circuit/pennsylvania/state/supreme-court/amicus-brief/usage/OUTPUT-amicus-brief.docx
+++ b/courts/third-circuit/pennsylvania/state/supreme-court/amicus-brief/usage/OUTPUT-amicus-brief.docx
@@ -7028,7 +7028,7 @@
         <w:t xml:space="preserve"> </w:t>
       </w:r>
       <w:r>
-        <w:t xml:space="preserve">Testimony Presented to Senate Judiciary Committee by Professor Louis S. Rulli, University of Pennsylvania Law School (October 20, 2015) at 20, http://​​www.senatorgreenleaf.com/​​wpcontent/​​blogs.dir/​​39/​​files/​​2015/​​10/​​Testiinony-of-Louis-Rulli.pdf.</w:t>
+        <w:t xml:space="preserve">Testimony Presented to Senate Judiciary Committee by Professor Louis S. Rulli, University of Pennsylvania Law School (October 20, 2015) at 20, http://​​www.​senatorgreenleaf.​com/​​wpcontent/​​blogs.​dir/​​39/​​files/​​2015/​​10/​​Testiinony-​of-​Louis-​Rulli.​pdf.</w:t>
       </w:r>
     </w:p>
   </w:footnote>
@@ -7104,7 +7104,7 @@
         <w:t xml:space="preserve"> </w:t>
       </w:r>
       <w:r>
-        <w:t xml:space="preserve">See Christopher Ingraham, In tough times, police start seizing a lot more stuff from people, The Washington Post (Nov. 10, 2015), https://​​www.washingtonpost.com/​​news/​​wonk/​​wp/​​2015/​​11/​​10/​​report-in-lean-times-police-start-taking-a-lot-more-stuff-frompeople/​​.</w:t>
+        <w:t xml:space="preserve">See Christopher Ingraham, In tough times, police start seizing a lot more stuff from people, The Washington Post (Nov. 10, 2015), https://​​www.​washingtonpost.​com/​​news/​​wonk/​​wp/​​2015/​​11/​​10/​​report-​in-​lean-​times-​police-​start-​taking-​a-​lot-​more-​stuff-​frompeople/​​.</w:t>
       </w:r>
     </w:p>
   </w:footnote>
@@ -7186,7 +7186,7 @@
         <w:t xml:space="preserve"> </w:t>
       </w:r>
       <w:r>
-        <w:t xml:space="preserve">Scott Kelly, American Civil Liberties Union of Pennsylvania, Guilty Property—How Law Enforcement Takes $1 Million in Cash from Innocent Philadelphians Every Year—and Gets Away With It (June 2015), http://​​www.aclupa.org/​​forfeiture (hereinafter “ACLU-PA, Guilty Property”) at 8.</w:t>
+        <w:t xml:space="preserve">Scott Kelly, American Civil Liberties Union of Pennsylvania, Guilty Property—How Law Enforcement Takes $1 Million in Cash from Innocent Philadelphians Every Year—and Gets Away With It (June 2015), http://​​www.​aclupa.​org/​​forfeiture (hereinafter “ACLU-PA, Guilty Property”) at 8.</w:t>
       </w:r>
     </w:p>
   </w:footnote>
@@ -7205,7 +7205,7 @@
         <w:t xml:space="preserve"> </w:t>
       </w:r>
       <w:r>
-        <w:t xml:space="preserve">Poverty Rate by Race/​Ethnicity, Henry J. Kaiser Family Foundation, http://​​kff.org/​​other/​​state-indicator/​​povertyrate-by-raceethnicity/ (13% of Pennsylvanians live in poverty, including 9% of white Pennsylvanians, 25% of African-American Pennsylvanians, and 29% of Hispanic Pennsylvanians).</w:t>
+        <w:t xml:space="preserve">Poverty Rate by Race/​Ethnicity, Henry J. Kaiser Family Foundation, http://​​kff.​org/​​other/​​state-​indicator/​​povertyrate-​by-​raceethnicity/ (13% of Pennsylvanians live in poverty, including 9% of white Pennsylvanians, 25% of African-American Pennsylvanians, and 29% of Hispanic Pennsylvanians).</w:t>
       </w:r>
     </w:p>
   </w:footnote>
@@ -7255,7 +7255,7 @@
         <w:t xml:space="preserve"> </w:t>
       </w:r>
       <w:r>
-        <w:t xml:space="preserve">See Michael Sallah, Robert O’Harrow Jr., Steven Rich, &amp; Gabe Silverman, Stop and Seize, The Washington Post (Sept. 6, 2014), http://​​www.washingtonpost.com/​​sf/​​investigative/​​2014/​​09/​​06/​​stop-and-seize/​​.</w:t>
+        <w:t xml:space="preserve">See Michael Sallah, Robert O’Harrow Jr., Steven Rich, &amp; Gabe Silverman, Stop and Seize, The Washington Post (Sept. 6, 2014), http://​​www.​washingtonpost.​com/​​sf/​​investigative/​​2014/​​09/​​06/​​stop-​and-​seize/​​.</w:t>
       </w:r>
     </w:p>
   </w:footnote>
@@ -7331,7 +7331,7 @@
         <w:t xml:space="preserve"> </w:t>
       </w:r>
       <w:r>
-        <w:t xml:space="preserve">Scott Kelly, American Civil Liberties Union of Pennsylvania, Broken Justice—An Investigation of Civil Asset Forfeiture in Montgomery County, 6 &amp; n.22 (October 2015), http://​​www.aclupa.org/​​forfeiture.</w:t>
+        <w:t xml:space="preserve">Scott Kelly, American Civil Liberties Union of Pennsylvania, Broken Justice—An Investigation of Civil Asset Forfeiture in Montgomery County, 6 &amp; n.22 (October 2015), http://​​www.​aclupa.​org/​​forfeiture.</w:t>
       </w:r>
     </w:p>
   </w:footnote>
@@ -7369,7 +7369,7 @@
         <w:t xml:space="preserve"> </w:t>
       </w:r>
       <w:r>
-        <w:t xml:space="preserve">Scott Kelly, American Civil Liberties Union of Pennsylvania, Forfeiture in the Shadows—An Investigation of Civil Asset Forfeiture in Cumberland County, 5 &amp; n.24 (December 2015), http://​​www.aclupa.org/​​forfeiture.</w:t>
+        <w:t xml:space="preserve">Scott Kelly, American Civil Liberties Union of Pennsylvania, Forfeiture in the Shadows—An Investigation of Civil Asset Forfeiture in Cumberland County, 5 &amp; n.24 (December 2015), http://​​www.​aclupa.​org/​​forfeiture.</w:t>
       </w:r>
     </w:p>
   </w:footnote>
@@ -7388,7 +7388,7 @@
         <w:t xml:space="preserve"> </w:t>
       </w:r>
       <w:r>
-        <w:t xml:space="preserve">See John Yoder &amp; Brad Cates, Government Self-Interest Corrupted a Crime-Fighting Tool into an Evil, The Washington Post (Sept. 18, 2014), https://​​www.washingtonpost.com/​​opinions/​​abolish-the-civil-asset-forfeiture-program-wehelped-create/​​2014/​​09/​​18/​​72f089ac</w:t>
+        <w:t xml:space="preserve">See John Yoder &amp; Brad Cates, Government Self-Interest Corrupted a Crime-Fighting Tool into an Evil, The Washington Post (Sept. 18, 2014), https://​​www.​washingtonpost.​com/​​opinions/​​abolish-​the-​civil-​asset-​forfeiture-​program-​wehelped-​create/​​2014/​​09/​​18/​​72f089ac</w:t>
       </w:r>
       <w:r>
         <w:noBreakHyphen/>
@@ -7400,13 +7400,13 @@
         <w:noBreakHyphen/>
       </w:r>
       <w:r>
-        <w:t xml:space="preserve">11e4-b0ea</w:t>
+        <w:t xml:space="preserve">11e4-​b0ea</w:t>
       </w:r>
       <w:r>
         <w:noBreakHyphen/>
       </w:r>
       <w:r>
-        <w:t xml:space="preserve">8141703bbf6f_story.html (“The program began with good intentions but now, having failed in both purpose and execution, it should be abolished”).</w:t>
+        <w:t xml:space="preserve">8141703bbf6f_story.​html (“The program began with good intentions but now, having failed in both purpose and execution, it should be abolished”).</w:t>
       </w:r>
     </w:p>
   </w:footnote>

--- a/courts/third-circuit/pennsylvania/state/supreme-court/amicus-brief/usage/OUTPUT-amicus-brief.docx
+++ b/courts/third-circuit/pennsylvania/state/supreme-court/amicus-brief/usage/OUTPUT-amicus-brief.docx
@@ -1500,10 +1500,7 @@
         <w:ind w:left="1140" w:right="720" w:hanging="720"/>
       </w:pPr>
       <w:r>
-        <w:t xml:space="preserve">I.</w:t>
-      </w:r>
-      <w:r>
-        <w:t xml:space="preserve"> </w:t>
+        <w:t xml:space="preserve">I. </w:t>
       </w:r>
       <w:r>
         <w:t xml:space="preserve">The</w:t>
@@ -1618,10 +1615,7 @@
         <w:ind w:left="1140" w:right="720" w:hanging="720"/>
       </w:pPr>
       <w:r>
-        <w:t xml:space="preserve">II.</w:t>
-      </w:r>
-      <w:r>
-        <w:t xml:space="preserve"> </w:t>
+        <w:t xml:space="preserve">II. </w:t>
       </w:r>
       <w:r>
         <w:t xml:space="preserve">Affirming</w:t>
@@ -1808,10 +1802,7 @@
         <w:ind w:left="1560" w:right="720" w:hanging="720"/>
       </w:pPr>
       <w:r>
-        <w:t xml:space="preserve">A.</w:t>
-      </w:r>
-      <w:r>
-        <w:t xml:space="preserve"> </w:t>
+        <w:t xml:space="preserve">A. </w:t>
       </w:r>
       <w:r>
         <w:t xml:space="preserve">Civil</w:t>
@@ -1992,10 +1983,7 @@
         <w:ind w:left="1560" w:right="720" w:hanging="720"/>
       </w:pPr>
       <w:r>
-        <w:t xml:space="preserve">B.</w:t>
-      </w:r>
-      <w:r>
-        <w:t xml:space="preserve"> </w:t>
+        <w:t xml:space="preserve">B. </w:t>
       </w:r>
       <w:r>
         <w:t xml:space="preserve">People</w:t>
@@ -2092,10 +2080,7 @@
         <w:ind w:left="1140" w:right="720" w:hanging="720"/>
       </w:pPr>
       <w:r>
-        <w:t xml:space="preserve">III.</w:t>
-      </w:r>
-      <w:r>
-        <w:t xml:space="preserve"> </w:t>
+        <w:t xml:space="preserve">III. </w:t>
       </w:r>
       <w:r>
         <w:t xml:space="preserve">The</w:t>
@@ -2246,10 +2231,7 @@
         <w:ind w:left="1140" w:right="720" w:hanging="720"/>
       </w:pPr>
       <w:r>
-        <w:t xml:space="preserve">IV.</w:t>
-      </w:r>
-      <w:r>
-        <w:t xml:space="preserve"> </w:t>
+        <w:t xml:space="preserve">IV. </w:t>
       </w:r>
       <w:r>
         <w:t xml:space="preserve">The</w:t>
@@ -2723,6 +2705,10 @@
         <w:t xml:space="preserve">I.</w:t>
       </w:r>
       <w:r>
+        <w:rPr>
+          <w:b/>
+          <w:bCs/>
+        </w:rPr>
         <w:tab/>
       </w:r>
       <w:r>
@@ -3055,6 +3041,10 @@
         <w:t xml:space="preserve">II.</w:t>
       </w:r>
       <w:r>
+        <w:rPr>
+          <w:b/>
+          <w:bCs/>
+        </w:rPr>
         <w:tab/>
       </w:r>
       <w:r>
@@ -3475,6 +3465,10 @@
         <w:t xml:space="preserve">A.</w:t>
       </w:r>
       <w:r>
+        <w:rPr>
+          <w:b/>
+          <w:bCs/>
+        </w:rPr>
         <w:tab/>
       </w:r>
       <w:r>
@@ -3902,7 +3896,7 @@
         <w:pStyle w:val="BodyTextNote"/>
       </w:pPr>
       <w:r>
-        <w:t xml:space="preserve">Under Pennsylvania’s civil asset forfeiture laws, law enforcement has a direct pecuniary incentive to forfeit as much property as possible. One hundred percent of the proceeds from forfeiture go to the law enforcement agencies charged with making decisions about whether to pursue forfeiture. 42 Pa. Cons. Stat. § 5803(e)-(l).</w:t>
+        <w:t xml:space="preserve">Under Pennsylvania’s civil asset forfeiture laws, law enforcement has a direct pecuniary incentive to forfeit as much property as possible. One hundred percent of the proceeds from forfeiture go to the law enforcement agencies charged with making decisions about whether to pursue forfeiture. 42 Pa. Cons. Stat. § 5803(e)-⁠(l).</w:t>
       </w:r>
       <w:r>
         <w:rPr>
@@ -3989,6 +3983,10 @@
         <w:t xml:space="preserve">B.</w:t>
       </w:r>
       <w:r>
+        <w:rPr>
+          <w:b/>
+          <w:bCs/>
+        </w:rPr>
         <w:tab/>
       </w:r>
       <w:r>
@@ -4347,6 +4345,10 @@
         <w:t xml:space="preserve">III.</w:t>
       </w:r>
       <w:r>
+        <w:rPr>
+          <w:b/>
+          <w:bCs/>
+        </w:rPr>
         <w:tab/>
       </w:r>
       <w:r>
@@ -4672,7 +4674,7 @@
         <w:pStyle w:val="BodyText"/>
       </w:pPr>
       <w:r>
-        <w:t xml:space="preserve">If a statute is silent about whether it supersedes common law, the court must effectuate the intent of the legislature. Metro. Prop. &amp; Liab. Ins. Co. v. Ins. Com’r, 535 A.2d 588, 591 (Pa. 1987) (examining the legislature’s intent after noting that the statute had no explicit language showing a clear intent to supersede common law). Pennsylvania courts look to several factors, including whether the common law “frustrates” the purpose of the statute, to determine whether the statute abrogates prior common law. Id. (observing that upholding the common law would “frustrate [the] . . . rationale” of the legislature); Clopton, 289 A.2d at 459 (upholding legislative intent and abrogating common law because the two interpretations were irreconcilable). To determine legislative intent, courts also examine “the circumstances under which [the statute] was enacted . . . the consequences of a particular interpretation . . . and contemporaneous legislative history.” Metro. Prop. &amp; Liab. Ins. Co., 535 A.2d at 591 (citing the Statutory Construction Act, 1 Pa. Cons. Stat. § 1921).</w:t>
+        <w:t xml:space="preserve">If a statute is silent about whether it supersedes common law, the court must effectuate the intent of the legislature. Metro. Prop. &amp; Liab. Ins. Co. v. Ins. Com’r, 535 A.2d 588, 591 (Pa. 1987) (examining the legislature’s intent after noting that the statute had no explicit language showing a clear intent to supersede common law). Pennsylvania courts look to several factors, including whether the common law “frustrates” the purpose of the statute, to determine whether the statute abrogates prior common law. Id. (observing that upholding the common law would “frustrate [the] ⁠. ⁠. ⁠. rationale” of the legislature); Clopton, 289 A.2d at 459 (upholding legislative intent and abrogating common law because the two interpretations were irreconcilable). To determine legislative intent, courts also examine “the circumstances under which [the statute] was enacted ⁠. ⁠. ⁠. the consequences of a particular interpretation ⁠. ⁠. ⁠. and contemporaneous legislative history.” Metro. Prop. &amp; Liab. Ins. Co., 535 A.2d at 591 (citing the Statutory Construction Act, 1 Pa. Cons. Stat. § 1921).</w:t>
       </w:r>
     </w:p>
     <w:p>
@@ -4763,6 +4765,10 @@
         <w:t xml:space="preserve">IV.</w:t>
       </w:r>
       <w:r>
+        <w:rPr>
+          <w:b/>
+          <w:bCs/>
+        </w:rPr>
         <w:tab/>
       </w:r>
       <w:r>
@@ -6990,7 +6996,7 @@
         <w:t xml:space="preserve"> </w:t>
       </w:r>
       <w:r>
-        <w:t xml:space="preserve">See 18 Pa. Cons. Stat. Ann. § 5503(a)⁠(4), which, in pertinent part, states: A person is guilty of disorderly conduct if, with intent to cause public inconvenience, annoyance or alarm, or recklessly creating a risk thereof, he . . . creates a hazardous or physically offensive condition by any act which serves no legitimate purpose of the actor.</w:t>
+        <w:t xml:space="preserve">See 18 Pa. Cons. Stat. Ann. § 5503(a)⁠(4), which, in pertinent part, states: A person is guilty of disorderly conduct if, with intent to cause public inconvenience, annoyance or alarm, or recklessly creating a risk thereof, he ⁠. ⁠. ⁠. creates a hazardous or physically offensive condition by any act which serves no legitimate purpose of the actor.</w:t>
       </w:r>
     </w:p>
   </w:footnote>
@@ -7028,7 +7034,7 @@
         <w:t xml:space="preserve"> </w:t>
       </w:r>
       <w:r>
-        <w:t xml:space="preserve">Testimony Presented to Senate Judiciary Committee by Professor Louis S. Rulli, University of Pennsylvania Law School (October 20, 2015) at 20, http://​​www.​senatorgreenleaf.​com/​​wpcontent/​​blogs.​dir/​​39/​​files/​​2015/​​10/​​Testiinony-​of-​Louis-​Rulli.​pdf.</w:t>
+        <w:t xml:space="preserve">Testimony Presented to Senate Judiciary Committee by Professor Louis S. Rulli, University of Pennsylvania Law School (October 20, 2015) at 20, http://​www.​senatorgreenleaf.​com/​wpcontent/​blogs.​dir/​39/​files/​2015/​10/​Testiinony-​of-​Louis-​Rulli.​pdf.</w:t>
       </w:r>
     </w:p>
   </w:footnote>
@@ -7104,7 +7110,7 @@
         <w:t xml:space="preserve"> </w:t>
       </w:r>
       <w:r>
-        <w:t xml:space="preserve">See Christopher Ingraham, In tough times, police start seizing a lot more stuff from people, The Washington Post (Nov. 10, 2015), https://​​www.​washingtonpost.​com/​​news/​​wonk/​​wp/​​2015/​​11/​​10/​​report-​in-​lean-​times-​police-​start-​taking-​a-​lot-​more-​stuff-​frompeople/​​.</w:t>
+        <w:t xml:space="preserve">See Christopher Ingraham, In tough times, police start seizing a lot more stuff from people, The Washington Post (Nov. 10, 2015), https://​www.​washingtonpost.​com/​news/​wonk/​wp/​2015/​11/​10/​report-​in-​lean-​times-​police-​start-​taking-​a-​lot-​more-​stuff-​frompeople/​.</w:t>
       </w:r>
     </w:p>
   </w:footnote>
@@ -7148,7 +7154,7 @@
         <w:t xml:space="preserve"> </w:t>
       </w:r>
       <w:r>
-        <w:t xml:space="preserve">Formerly codified at 42 Pa. Cons. Stat. Ann. § 6801(e)-(g).</w:t>
+        <w:t xml:space="preserve">Formerly codified at 42 Pa. Cons. Stat. Ann. § 6801(e)-⁠(g).</w:t>
       </w:r>
     </w:p>
   </w:footnote>
@@ -7186,7 +7192,7 @@
         <w:t xml:space="preserve"> </w:t>
       </w:r>
       <w:r>
-        <w:t xml:space="preserve">Scott Kelly, American Civil Liberties Union of Pennsylvania, Guilty Property—How Law Enforcement Takes $1 Million in Cash from Innocent Philadelphians Every Year—and Gets Away With It (June 2015), http://​​www.​aclupa.​org/​​forfeiture (hereinafter “ACLU-PA, Guilty Property”) at 8.</w:t>
+        <w:t xml:space="preserve">Scott Kelly, American Civil Liberties Union of Pennsylvania, Guilty Property—How Law Enforcement Takes $1 Million in Cash from Innocent Philadelphians Every Year—and Gets Away With It (June 2015), http://​www.​aclupa.​org/​forfeiture (hereinafter “ACLU-PA, Guilty Property”) at 8.</w:t>
       </w:r>
     </w:p>
   </w:footnote>
@@ -7205,7 +7211,7 @@
         <w:t xml:space="preserve"> </w:t>
       </w:r>
       <w:r>
-        <w:t xml:space="preserve">Poverty Rate by Race/​Ethnicity, Henry J. Kaiser Family Foundation, http://​​kff.​org/​​other/​​state-​indicator/​​povertyrate-​by-​raceethnicity/ (13% of Pennsylvanians live in poverty, including 9% of white Pennsylvanians, 25% of African-American Pennsylvanians, and 29% of Hispanic Pennsylvanians).</w:t>
+        <w:t xml:space="preserve">Poverty Rate by Race/​Ethnicity, Henry J. Kaiser Family Foundation, http://​kff.​org/​other/​state-​indicator/​povertyrate-​by-​raceethnicity/ (13% of Pennsylvanians live in poverty, including 9% of white Pennsylvanians, 25% of African-American Pennsylvanians, and 29% of Hispanic Pennsylvanians).</w:t>
       </w:r>
     </w:p>
   </w:footnote>
@@ -7255,7 +7261,7 @@
         <w:t xml:space="preserve"> </w:t>
       </w:r>
       <w:r>
-        <w:t xml:space="preserve">See Michael Sallah, Robert O’Harrow Jr., Steven Rich, &amp; Gabe Silverman, Stop and Seize, The Washington Post (Sept. 6, 2014), http://​​www.​washingtonpost.​com/​​sf/​​investigative/​​2014/​​09/​​06/​​stop-​and-​seize/​​.</w:t>
+        <w:t xml:space="preserve">See Michael Sallah, Robert O’Harrow Jr., Steven Rich, &amp; Gabe Silverman, Stop and Seize, The Washington Post (Sept. 6, 2014), http://​www.​washingtonpost.​com/​sf/​investigative/​2014/​09/​06/​stop-​and-​seize/​.</w:t>
       </w:r>
     </w:p>
   </w:footnote>
@@ -7331,7 +7337,7 @@
         <w:t xml:space="preserve"> </w:t>
       </w:r>
       <w:r>
-        <w:t xml:space="preserve">Scott Kelly, American Civil Liberties Union of Pennsylvania, Broken Justice—An Investigation of Civil Asset Forfeiture in Montgomery County, 6 &amp; n.22 (October 2015), http://​​www.​aclupa.​org/​​forfeiture.</w:t>
+        <w:t xml:space="preserve">Scott Kelly, American Civil Liberties Union of Pennsylvania, Broken Justice—An Investigation of Civil Asset Forfeiture in Montgomery County, 6 &amp; n.22 (October 2015), http://​www.​aclupa.​org/​forfeiture.</w:t>
       </w:r>
     </w:p>
   </w:footnote>
@@ -7369,7 +7375,7 @@
         <w:t xml:space="preserve"> </w:t>
       </w:r>
       <w:r>
-        <w:t xml:space="preserve">Scott Kelly, American Civil Liberties Union of Pennsylvania, Forfeiture in the Shadows—An Investigation of Civil Asset Forfeiture in Cumberland County, 5 &amp; n.24 (December 2015), http://​​www.​aclupa.​org/​​forfeiture.</w:t>
+        <w:t xml:space="preserve">Scott Kelly, American Civil Liberties Union of Pennsylvania, Forfeiture in the Shadows—An Investigation of Civil Asset Forfeiture in Cumberland County, 5 &amp; n.24 (December 2015), http://​www.​aclupa.​org/​forfeiture.</w:t>
       </w:r>
     </w:p>
   </w:footnote>
@@ -7388,25 +7394,7 @@
         <w:t xml:space="preserve"> </w:t>
       </w:r>
       <w:r>
-        <w:t xml:space="preserve">See John Yoder &amp; Brad Cates, Government Self-Interest Corrupted a Crime-Fighting Tool into an Evil, The Washington Post (Sept. 18, 2014), https://​​www.​washingtonpost.​com/​​opinions/​​abolish-​the-​civil-​asset-​forfeiture-​program-​wehelped-​create/​​2014/​​09/​​18/​​72f089ac</w:t>
-      </w:r>
-      <w:r>
-        <w:noBreakHyphen/>
-      </w:r>
-      <w:r>
-        <w:t xml:space="preserve">3d02</w:t>
-      </w:r>
-      <w:r>
-        <w:noBreakHyphen/>
-      </w:r>
-      <w:r>
-        <w:t xml:space="preserve">11e4-​b0ea</w:t>
-      </w:r>
-      <w:r>
-        <w:noBreakHyphen/>
-      </w:r>
-      <w:r>
-        <w:t xml:space="preserve">8141703bbf6f_story.​html (“The program began with good intentions but now, having failed in both purpose and execution, it should be abolished”).</w:t>
+        <w:t xml:space="preserve">See John Yoder &amp; Brad Cates, Government Self-Interest Corrupted a Crime-Fighting Tool into an Evil, The Washington Post (Sept. 18, 2014), https://​www.​washingtonpost.​com/​opinions/​abolish-​the-​civil-​asset-​forfeiture-​program-​wehelped-​create/​2014/​09/​18/​72f089ac-⁠3d02-⁠11e4-​b0ea-⁠8141703bbf6f_story.​html (“The program began with good intentions but now, having failed in both purpose and execution, it should be abolished”).</w:t>
       </w:r>
     </w:p>
   </w:footnote>
@@ -8456,6 +8444,33 @@
     <w:pPr>
       <w:spacing w:before="0" w:after="0" w:line="322" w:lineRule="exact"/>
       <w:ind w:left="2160" w:hanging="720"/>
+    </w:pPr>
+  </w:style>
+  <w:style w:type="paragraph" w:customStyle="1" w:styleId="XdQuoteList1">
+    <w:name w:val="Xd Quote List 1"/>
+    <w:basedOn w:val="Normal"/>
+    <w:qFormat/>
+    <w:pPr>
+      <w:spacing w:before="0" w:after="0" w:line="322" w:lineRule="exact"/>
+      <w:ind w:left="2160" w:right="1440" w:hanging="720"/>
+    </w:pPr>
+  </w:style>
+  <w:style w:type="paragraph" w:customStyle="1" w:styleId="XdQuoteList2">
+    <w:name w:val="Xd Quote List 2"/>
+    <w:basedOn w:val="Normal"/>
+    <w:qFormat/>
+    <w:pPr>
+      <w:spacing w:before="0" w:after="0" w:line="322" w:lineRule="exact"/>
+      <w:ind w:left="2880" w:right="1440" w:hanging="720"/>
+    </w:pPr>
+  </w:style>
+  <w:style w:type="paragraph" w:customStyle="1" w:styleId="XdQuoteList3">
+    <w:name w:val="Xd Quote List 3"/>
+    <w:basedOn w:val="Normal"/>
+    <w:qFormat/>
+    <w:pPr>
+      <w:spacing w:before="0" w:after="0" w:line="322" w:lineRule="exact"/>
+      <w:ind w:left="3600" w:right="1440" w:hanging="720"/>
     </w:pPr>
   </w:style>
   <w:style w:type="paragraph" w:customStyle="1" w:styleId="XdQuoteOnly">
